--- a/papers/改稿报告_L1_2026-10-24.docx
+++ b/papers/改稿报告_L1_2026-10-24.docx
@@ -80,7 +80,7 @@
           <w:bCs/>
           <w:b/>
         </w:rPr>
-        <w:t xml:space="preserve">本轮负责的规格条目</w:t>
+        <w:t xml:space="preserve">这一轮负责的规格条目</w:t>
       </w:r>
       <w:r>
         <w:t xml:space="preserve">：</w:t>
@@ -160,13 +160,35 @@
         </w:pict>
       </w:r>
     </w:p>
-    <w:bookmarkStart w:id="20" w:name="本轮改稿的总框架每条改动的落点"/>
+    <w:bookmarkStart w:id="20" w:name="X638390056d8eacfa22d5ba829eab5fc198e9c8e"/>
     <w:p>
       <w:pPr>
         <w:pStyle w:val="Heading2"/>
       </w:pPr>
       <w:r>
-        <w:t xml:space="preserve">0 · 本轮改稿的总框架（每条改动的"落点"）</w:t>
+        <w:t xml:space="preserve">0 · 这一轮改稿的总框架（每条改动的"落点"）改稿规格 §0.1 写死的那句话，是这一轮全部动作的落点：</w:t>
+      </w:r>
+    </w:p>
+    <w:p>
+      <w:pPr>
+        <w:pStyle w:val="BlockText"/>
+      </w:pPr>
+      <w:r>
+        <w:rPr>
+          <w:bCs/>
+          <w:b/>
+        </w:rPr>
+        <w:t xml:space="preserve">审稿人指出的问题，绝大多数是「论文自己在别处已经写过的要求，正文没执行」。</w:t>
+      </w:r>
+      <w:r>
+        <w:t xml:space="preserve"> </w:t>
+      </w:r>
+      <w:r>
+        <w:rPr>
+          <w:bCs/>
+          <w:b/>
+        </w:rPr>
+        <w:t xml:space="preserve">改稿的落点不是"承认我们错了"，而是"让正文执行论文自己已有的要求"。</w:t>
       </w:r>
     </w:p>
     <w:p>
@@ -174,53 +196,17 @@
         <w:pStyle w:val="FirstParagraph"/>
       </w:pPr>
       <w:r>
-        <w:t xml:space="preserve">改稿规格 §0.1 写死的那句话，是本轮全部动作的落点：</w:t>
-      </w:r>
-    </w:p>
-    <w:p>
-      <w:pPr>
-        <w:pStyle w:val="BlockText"/>
-      </w:pPr>
+        <w:t xml:space="preserve">逐条对应关系（</w:t>
+      </w:r>
       <w:r>
         <w:rPr>
           <w:bCs/>
           <w:b/>
         </w:rPr>
-        <w:t xml:space="preserve">审稿人指出的问题，绝大多数是「论文自己在别处已经写过的纪律，正文没执行」。</w:t>
-      </w:r>
-      <w:r>
-        <w:t xml:space="preserve"> </w:t>
-      </w:r>
-      <w:r>
-        <w:t xml:space="preserve">⇒</w:t>
-      </w:r>
-      <w:r>
-        <w:t xml:space="preserve"> </w:t>
-      </w:r>
-      <w:r>
-        <w:rPr>
-          <w:bCs/>
-          <w:b/>
-        </w:rPr>
-        <w:t xml:space="preserve">改稿的落点不是"承认我们错了"，而是"让正文执行论文自己已有的纪律"。</w:t>
-      </w:r>
-    </w:p>
-    <w:p>
-      <w:pPr>
-        <w:pStyle w:val="FirstParagraph"/>
-      </w:pPr>
-      <w:r>
-        <w:t xml:space="preserve">逐条对应关系（</w:t>
-      </w:r>
-      <w:r>
-        <w:rPr>
-          <w:bCs/>
-          <w:b/>
-        </w:rPr>
         <w:t xml:space="preserve">本篇已存在、正文未执行</w:t>
       </w:r>
       <w:r>
-        <w:t xml:space="preserve">的纪律）：</w:t>
+        <w:t xml:space="preserve">的要求）：</w:t>
       </w:r>
     </w:p>
     <w:tbl>
@@ -258,19 +244,19 @@
               <w:jc w:val="left"/>
             </w:pPr>
             <w:r>
-              <w:t xml:space="preserve">论文自己已经写过的纪律（出处）</w:t>
-            </w:r>
-          </w:p>
-        </w:tc>
-        <w:tc>
-          <w:tcPr/>
-          <w:p>
-            <w:pPr>
-              <w:pStyle w:val="Compact"/>
-              <w:jc w:val="left"/>
-            </w:pPr>
-            <w:r>
-              <w:t xml:space="preserve">本轮让正文执行它的位置</w:t>
+              <w:t xml:space="preserve">论文自己已经写过的要求（出处）</w:t>
+            </w:r>
+          </w:p>
+        </w:tc>
+        <w:tc>
+          <w:tcPr/>
+          <w:p>
+            <w:pPr>
+              <w:pStyle w:val="Compact"/>
+              <w:jc w:val="left"/>
+            </w:pPr>
+            <w:r>
+              <w:t xml:space="preserve">这一轮让正文执行它的位置</w:t>
             </w:r>
           </w:p>
         </w:tc>
@@ -360,7 +346,7 @@
               <w:t xml:space="preserve"> </w:t>
             </w:r>
             <w:r>
-              <w:t xml:space="preserve">—— 本文 §3.6 统计纪律（</w:t>
+              <w:t xml:space="preserve">—— 本文 §3.6 统计要求（</w:t>
             </w:r>
             <w:r>
               <w:rPr>
@@ -525,7 +511,7 @@
                 <w:bCs/>
                 <w:b/>
               </w:rPr>
-              <w:t xml:space="preserve">C3 自伤点 ⇒ 「有效信息维度」不能单独承重</w:t>
+              <w:t xml:space="preserve">C3 自伤点，「有效信息维度」不能单独承重</w:t>
             </w:r>
             <w:r>
               <w:t xml:space="preserve"> </w:t>
@@ -760,7 +746,7 @@
                 <w:bCs/>
                 <w:b/>
               </w:rPr>
-              <w:t xml:space="preserve">宽度指数 α 的 CI 含 1 ⇒ 不是增长律</w:t>
+              <w:t xml:space="preserve">宽度指数 α 的 CI 含 1，不是增长律</w:t>
             </w:r>
             <w:r>
               <w:t xml:space="preserve"> </w:t>
@@ -798,12 +784,6 @@
         <w:pStyle w:val="BodyText"/>
       </w:pPr>
       <w:r>
-        <w:t xml:space="preserve">⇒ ★</w:t>
-      </w:r>
-      <w:r>
-        <w:t xml:space="preserve"> </w:t>
-      </w:r>
-      <w:r>
         <w:rPr>
           <w:bCs/>
           <w:b/>
@@ -842,13 +822,13 @@
       </w:r>
     </w:p>
     <w:bookmarkEnd w:id="20"/>
-    <w:bookmarkStart w:id="29" w:name="逐条改动规格编号-定位-改前-改后-验收判据-自查-执行的纪律"/>
+    <w:bookmarkStart w:id="29" w:name="逐条改动规格编号-定位-改前-改后-验收判据-自查-执行的要求"/>
     <w:p>
       <w:pPr>
         <w:pStyle w:val="Heading2"/>
       </w:pPr>
       <w:r>
-        <w:t xml:space="preserve">1 · 逐条改动（规格编号 | 定位 | 改前 | 改后 | 验收判据 | 自查 | 执行的纪律）</w:t>
+        <w:t xml:space="preserve">1 · 逐条改动（规格编号 | 定位 | 改前 | 改后 | 验收判据 | 自查 | 执行的要求）</w:t>
       </w:r>
     </w:p>
     <w:p>
@@ -915,7 +895,7 @@
         <w:pStyle w:val="Heading3"/>
       </w:pPr>
       <w:r>
-        <w:t xml:space="preserve">★ L1-1 · 闭合定义：拆成「相对覆盖不足」与「过早停止探索」【审稿 §三.1】</w:t>
+        <w:t xml:space="preserve">L1-1 · 闭合定义：拆成「相对覆盖不足」与「过早停止探索」【审稿 §三.1】</w:t>
       </w:r>
     </w:p>
     <w:tbl>
@@ -1134,29 +1114,23 @@
               </w:rPr>
               <w:t xml:space="preserve"># Measuring Premature Convergence: Separating Decoding, Representation, and Architecture</w:t>
             </w:r>
-            <w:r>
-              <w:t xml:space="preserve"> </w:t>
-            </w:r>
-            <w:r>
-              <w:t xml:space="preserve">✅</w:t>
-            </w:r>
-          </w:p>
-        </w:tc>
-      </w:tr>
-      <w:tr>
-        <w:tc>
-          <w:tcPr/>
-          <w:p>
-            <w:pPr>
-              <w:pStyle w:val="Compact"/>
-              <w:jc w:val="left"/>
-            </w:pPr>
-            <w:r>
-              <w:rPr>
-                <w:bCs/>
-                <w:b/>
-              </w:rPr>
-              <w:t xml:space="preserve">执行的纪律</w:t>
+          </w:p>
+        </w:tc>
+      </w:tr>
+      <w:tr>
+        <w:tc>
+          <w:tcPr/>
+          <w:p>
+            <w:pPr>
+              <w:pStyle w:val="Compact"/>
+              <w:jc w:val="left"/>
+            </w:pPr>
+            <w:r>
+              <w:rPr>
+                <w:bCs/>
+                <w:b/>
+              </w:rPr>
+              <w:t xml:space="preserve">执行的要求</w:t>
             </w:r>
           </w:p>
         </w:tc>
@@ -1204,10 +1178,7 @@
               <w:t xml:space="preserve">未另造</w:t>
             </w:r>
             <w:r>
-              <w:t xml:space="preserve">。⚠️</w:t>
-            </w:r>
-            <w:r>
-              <w:t xml:space="preserve"> </w:t>
+              <w:t xml:space="preserve">。</w:t>
             </w:r>
             <w:r>
               <w:rPr>
@@ -1480,10 +1451,7 @@
               <w:t xml:space="preserve">L1:315</w:t>
             </w:r>
             <w:r>
-              <w:t xml:space="preserve"> </w:t>
-            </w:r>
-            <w:r>
-              <w:t xml:space="preserve">✅；</w:t>
+              <w:t xml:space="preserve">；</w:t>
             </w:r>
             <w:r>
               <w:rPr>
@@ -1524,29 +1492,23 @@
               </w:rPr>
               <w:t xml:space="preserve">L1:138</w:t>
             </w:r>
-            <w:r>
-              <w:t xml:space="preserve"> </w:t>
-            </w:r>
-            <w:r>
-              <w:t xml:space="preserve">✅</w:t>
-            </w:r>
-          </w:p>
-        </w:tc>
-      </w:tr>
-      <w:tr>
-        <w:tc>
-          <w:tcPr/>
-          <w:p>
-            <w:pPr>
-              <w:pStyle w:val="Compact"/>
-              <w:jc w:val="left"/>
-            </w:pPr>
-            <w:r>
-              <w:rPr>
-                <w:bCs/>
-                <w:b/>
-              </w:rPr>
-              <w:t xml:space="preserve">执行的纪律</w:t>
+          </w:p>
+        </w:tc>
+      </w:tr>
+      <w:tr>
+        <w:tc>
+          <w:tcPr/>
+          <w:p>
+            <w:pPr>
+              <w:pStyle w:val="Compact"/>
+              <w:jc w:val="left"/>
+            </w:pPr>
+            <w:r>
+              <w:rPr>
+                <w:bCs/>
+                <w:b/>
+              </w:rPr>
+              <w:t xml:space="preserve">执行的要求</w:t>
             </w:r>
           </w:p>
         </w:tc>
@@ -1657,7 +1619,7 @@
               <w:t xml:space="preserve">L1:133-149</w:t>
             </w:r>
             <w:r>
-              <w:t xml:space="preserve">（§3.1b ★ 定义 1 测的是什么、不测什么）</w:t>
+              <w:t xml:space="preserve">（§3.1b 定义 1 测的是什么、不测什么）</w:t>
             </w:r>
           </w:p>
         </w:tc>
@@ -1717,7 +1679,7 @@
               <w:jc w:val="left"/>
             </w:pPr>
             <w:r>
-              <w:t xml:space="preserve">独立限定段，两条引用块 + 一张三构念完成度表：(i) 相对覆盖不足 ✅ 测了 / (ii) 过早停止探索 ❌</w:t>
+              <w:t xml:space="preserve">独立限定段，两条引用块 + 一张三构念完成度表：(i) 相对覆盖不足 测了 / (ii) 过早停止探索</w:t>
             </w:r>
             <w:r>
               <w:t xml:space="preserve"> </w:t>
@@ -1733,17 +1695,17 @@
               <w:t xml:space="preserve"> </w:t>
             </w:r>
             <w:r>
-              <w:t xml:space="preserve">/ (iii) 解码层采样能力饱和 ✅ 测了（限 K≤4）；并写明</w:t>
-            </w:r>
-            <w:r>
-              <w:t xml:space="preserve"> </w:t>
-            </w:r>
-            <w:r>
-              <w:rPr>
-                <w:bCs/>
-                <w:b/>
-              </w:rPr>
-              <w:t xml:space="preserve">本文 K≤4 边际增益为正（+10.4 / +16.1）⇒ 这恰恰不构成"提前停止"的证据</w:t>
+              <w:t xml:space="preserve">/ (iii) 解码层采样能力饱和 测了（限 K≤4）；并写明</w:t>
+            </w:r>
+            <w:r>
+              <w:t xml:space="preserve"> </w:t>
+            </w:r>
+            <w:r>
+              <w:rPr>
+                <w:bCs/>
+                <w:b/>
+              </w:rPr>
+              <w:t xml:space="preserve">本文 K≤4 边际增益为正（+10.4 / +16.1），这恰恰不构成"提前停止"的证据</w:t>
             </w:r>
           </w:p>
         </w:tc>
@@ -1773,7 +1735,7 @@
               <w:jc w:val="left"/>
             </w:pPr>
             <w:r>
-              <w:t xml:space="preserve">§3.1 之后有独立限定段；两个术语都在；含 K≤4 边际增益为正 ⇒ 不构成"提前停止"的证据</w:t>
+              <w:t xml:space="preserve">§3.1 之后有独立限定段；两个术语都在；含 K≤4 边际增益为正，不构成"提前停止"的证据</w:t>
             </w:r>
           </w:p>
         </w:tc>
@@ -1824,10 +1786,7 @@
               <w:t xml:space="preserve">L1:133</w:t>
             </w:r>
             <w:r>
-              <w:t xml:space="preserve"> </w:t>
-            </w:r>
-            <w:r>
-              <w:t xml:space="preserve">✅；该段内含</w:t>
+              <w:t xml:space="preserve">；该段内含</w:t>
             </w:r>
             <w:r>
               <w:t xml:space="preserve"> </w:t>
@@ -1856,29 +1815,23 @@
               </w:rPr>
               <w:t xml:space="preserve">不构成"提前停止"的证据</w:t>
             </w:r>
-            <w:r>
-              <w:t xml:space="preserve"> </w:t>
-            </w:r>
-            <w:r>
-              <w:t xml:space="preserve">✅</w:t>
-            </w:r>
-          </w:p>
-        </w:tc>
-      </w:tr>
-      <w:tr>
-        <w:tc>
-          <w:tcPr/>
-          <w:p>
-            <w:pPr>
-              <w:pStyle w:val="Compact"/>
-              <w:jc w:val="left"/>
-            </w:pPr>
-            <w:r>
-              <w:rPr>
-                <w:bCs/>
-                <w:b/>
-              </w:rPr>
-              <w:t xml:space="preserve">执行的纪律</w:t>
+          </w:p>
+        </w:tc>
+      </w:tr>
+      <w:tr>
+        <w:tc>
+          <w:tcPr/>
+          <w:p>
+            <w:pPr>
+              <w:pStyle w:val="Compact"/>
+              <w:jc w:val="left"/>
+            </w:pPr>
+            <w:r>
+              <w:rPr>
+                <w:bCs/>
+                <w:b/>
+              </w:rPr>
+              <w:t xml:space="preserve">执行的要求</w:t>
             </w:r>
           </w:p>
         </w:tc>
@@ -2063,14 +2016,7 @@
               <w:jc w:val="left"/>
             </w:pPr>
             <w:r>
-              <w:t xml:space="preserve">§3.2 行的"本文测的是它吗"栏能看出本文未测「过早停止探索」；</w:t>
-            </w:r>
-            <w:r>
-              <w:rPr>
-                <w:bCs/>
-                <w:b/>
-              </w:rPr>
-              <w:t xml:space="preserve">⚠️ 标记保留（G2）</w:t>
+              <w:t xml:space="preserve">§3.2 行的"本文测的是它吗"栏能看出本文未测「过早停止探索」；** 标记保留（G2）**</w:t>
             </w:r>
           </w:p>
         </w:tc>
@@ -2109,37 +2055,37 @@
               <w:t xml:space="preserve"> </w:t>
             </w:r>
             <w:r>
-              <w:t xml:space="preserve">实际文本已核 ✅；限定标记计数 before=35 → after=81（见 §4）</w:t>
-            </w:r>
-          </w:p>
-        </w:tc>
-      </w:tr>
-      <w:tr>
-        <w:tc>
-          <w:tcPr/>
-          <w:p>
-            <w:pPr>
-              <w:pStyle w:val="Compact"/>
-              <w:jc w:val="left"/>
-            </w:pPr>
-            <w:r>
-              <w:rPr>
-                <w:bCs/>
-                <w:b/>
-              </w:rPr>
-              <w:t xml:space="preserve">执行的纪律</w:t>
-            </w:r>
-          </w:p>
-        </w:tc>
-        <w:tc>
-          <w:tcPr/>
-          <w:p>
-            <w:pPr>
-              <w:pStyle w:val="Compact"/>
-              <w:jc w:val="left"/>
-            </w:pPr>
-            <w:r>
-              <w:t xml:space="preserve">L1-1 改法 1 ＋ G2（⚠️ 未删）</w:t>
+              <w:t xml:space="preserve">实际文本已核；限定标记计数 before=35 → after=81（见 §4）</w:t>
+            </w:r>
+          </w:p>
+        </w:tc>
+      </w:tr>
+      <w:tr>
+        <w:tc>
+          <w:tcPr/>
+          <w:p>
+            <w:pPr>
+              <w:pStyle w:val="Compact"/>
+              <w:jc w:val="left"/>
+            </w:pPr>
+            <w:r>
+              <w:rPr>
+                <w:bCs/>
+                <w:b/>
+              </w:rPr>
+              <w:t xml:space="preserve">执行的要求</w:t>
+            </w:r>
+          </w:p>
+        </w:tc>
+        <w:tc>
+          <w:tcPr/>
+          <w:p>
+            <w:pPr>
+              <w:pStyle w:val="Compact"/>
+              <w:jc w:val="left"/>
+            </w:pPr>
+            <w:r>
+              <w:t xml:space="preserve">L1-1 改法 1 ＋ G2（未删）</w:t>
             </w:r>
           </w:p>
         </w:tc>
@@ -2379,25 +2325,25 @@
               <w:t xml:space="preserve">L1:315</w:t>
             </w:r>
             <w:r>
-              <w:t xml:space="preserve">（判决表）✅</w:t>
-            </w:r>
-          </w:p>
-        </w:tc>
-      </w:tr>
-      <w:tr>
-        <w:tc>
-          <w:tcPr/>
-          <w:p>
-            <w:pPr>
-              <w:pStyle w:val="Compact"/>
-              <w:jc w:val="left"/>
-            </w:pPr>
-            <w:r>
-              <w:rPr>
-                <w:bCs/>
-                <w:b/>
-              </w:rPr>
-              <w:t xml:space="preserve">执行的纪律</w:t>
+              <w:t xml:space="preserve">（判决表）</w:t>
+            </w:r>
+          </w:p>
+        </w:tc>
+      </w:tr>
+      <w:tr>
+        <w:tc>
+          <w:tcPr/>
+          <w:p>
+            <w:pPr>
+              <w:pStyle w:val="Compact"/>
+              <w:jc w:val="left"/>
+            </w:pPr>
+            <w:r>
+              <w:rPr>
+                <w:bCs/>
+                <w:b/>
+              </w:rPr>
+              <w:t xml:space="preserve">执行的要求</w:t>
             </w:r>
           </w:p>
         </w:tc>
@@ -2423,13 +2369,13 @@
       </w:r>
     </w:p>
     <w:bookmarkEnd w:id="21"/>
-    <w:bookmarkStart w:id="22" w:name="l1-2-α-的统计解释ci-含-1-不得当作增长律审稿-三.2"/>
+    <w:bookmarkStart w:id="22" w:name="l1-2-α-的统计解释ci-含-1不得当作增长律审稿-三.2"/>
     <w:p>
       <w:pPr>
         <w:pStyle w:val="Heading3"/>
       </w:pPr>
       <w:r>
-        <w:t xml:space="preserve">★ L1-2 · α 的统计解释：CI 含 1 ⇒ 不得当作增长律【审稿 §三.2】</w:t>
+        <w:t xml:space="preserve">L1-2 · α 的统计解释：CI 含 1，不得当作增长律【审稿 §三.2】</w:t>
       </w:r>
     </w:p>
     <w:tbl>
@@ -2673,10 +2619,7 @@
               <w:t xml:space="preserve">L1:22</w:t>
             </w:r>
             <w:r>
-              <w:t xml:space="preserve"> </w:t>
-            </w:r>
-            <w:r>
-              <w:t xml:space="preserve">✅；</w:t>
+              <w:t xml:space="preserve">；</w:t>
             </w:r>
             <w:r>
               <w:rPr>
@@ -2700,29 +2643,23 @@
               </w:rPr>
               <w:t xml:space="preserve">0 命中</w:t>
             </w:r>
-            <w:r>
-              <w:t xml:space="preserve"> </w:t>
-            </w:r>
-            <w:r>
-              <w:t xml:space="preserve">✅</w:t>
-            </w:r>
-          </w:p>
-        </w:tc>
-      </w:tr>
-      <w:tr>
-        <w:tc>
-          <w:tcPr/>
-          <w:p>
-            <w:pPr>
-              <w:pStyle w:val="Compact"/>
-              <w:jc w:val="left"/>
-            </w:pPr>
-            <w:r>
-              <w:rPr>
-                <w:bCs/>
-                <w:b/>
-              </w:rPr>
-              <w:t xml:space="preserve">执行的纪律</w:t>
+          </w:p>
+        </w:tc>
+      </w:tr>
+      <w:tr>
+        <w:tc>
+          <w:tcPr/>
+          <w:p>
+            <w:pPr>
+              <w:pStyle w:val="Compact"/>
+              <w:jc w:val="left"/>
+            </w:pPr>
+            <w:r>
+              <w:rPr>
+                <w:bCs/>
+                <w:b/>
+              </w:rPr>
+              <w:t xml:space="preserve">执行的要求</w:t>
             </w:r>
           </w:p>
         </w:tc>
@@ -2968,25 +2905,25 @@
               <w:t xml:space="preserve"> </w:t>
             </w:r>
             <w:r>
-              <w:t xml:space="preserve">实际文本已核；禁语 grep 0 命中 ✅</w:t>
-            </w:r>
-          </w:p>
-        </w:tc>
-      </w:tr>
-      <w:tr>
-        <w:tc>
-          <w:tcPr/>
-          <w:p>
-            <w:pPr>
-              <w:pStyle w:val="Compact"/>
-              <w:jc w:val="left"/>
-            </w:pPr>
-            <w:r>
-              <w:rPr>
-                <w:bCs/>
-                <w:b/>
-              </w:rPr>
-              <w:t xml:space="preserve">执行的纪律</w:t>
+              <w:t xml:space="preserve">实际文本已核；禁语 grep 0 命中</w:t>
+            </w:r>
+          </w:p>
+        </w:tc>
+      </w:tr>
+      <w:tr>
+        <w:tc>
+          <w:tcPr/>
+          <w:p>
+            <w:pPr>
+              <w:pStyle w:val="Compact"/>
+              <w:jc w:val="left"/>
+            </w:pPr>
+            <w:r>
+              <w:rPr>
+                <w:bCs/>
+                <w:b/>
+              </w:rPr>
+              <w:t xml:space="preserve">执行的要求</w:t>
             </w:r>
           </w:p>
         </w:tc>
@@ -3085,7 +3022,7 @@
               <w:t xml:space="preserve">L1:197-215</w:t>
             </w:r>
             <w:r>
-              <w:t xml:space="preserve">（§3.4 内子节「★ α 的估计方法、拟合点与不确定性」）</w:t>
+              <w:t xml:space="preserve">（§3.4 内子节「 α 的估计方法、拟合点与不确定性」）</w:t>
             </w:r>
           </w:p>
         </w:tc>
@@ -3167,7 +3104,7 @@
               <w:t xml:space="preserve">α = d log PR / d log K</w:t>
             </w:r>
             <w:r>
-              <w:t xml:space="preserve">（✅ 已写在正文）②</w:t>
+              <w:t xml:space="preserve">（已写在正文）②</w:t>
             </w:r>
             <w:r>
               <w:t xml:space="preserve"> </w:t>
@@ -3180,10 +3117,7 @@
               <w:t xml:space="preserve">拟合点</w:t>
             </w:r>
             <w:r>
-              <w:t xml:space="preserve">：审计仓 arm1（7 题，K≤3）+ 第四组 C0（10 个题×文件组，K≤4）；每 (数据集, 臂) 独立采样数只有 K=3–4、每题 α 只有 3–4 个 log 点、题数 5–10（⚠️</w:t>
-            </w:r>
-            <w:r>
-              <w:t xml:space="preserve"> </w:t>
+              <w:t xml:space="preserve">：审计仓 arm1（7 题，K≤3）+ 第四组 C0（10 个题×文件组，K≤4）；每 (数据集, 臂) 独立采样数只有 K=3–4、每题 α 只有 3–4 个 log 点、题数 5–10（</w:t>
             </w:r>
             <w:r>
               <w:rPr>
@@ -3206,10 +3140,7 @@
               <w:t xml:space="preserve">误差估计方法</w:t>
             </w:r>
             <w:r>
-              <w:t xml:space="preserve">（⚠️</w:t>
-            </w:r>
-            <w:r>
-              <w:t xml:space="preserve"> </w:t>
+              <w:t xml:space="preserve">（</w:t>
             </w:r>
             <w:r>
               <w:rPr>
@@ -3373,10 +3304,7 @@
               <w:t xml:space="preserve">L1:197</w:t>
             </w:r>
             <w:r>
-              <w:t xml:space="preserve"> </w:t>
-            </w:r>
-            <w:r>
-              <w:t xml:space="preserve">✅；四要素行数 = 4（表体</w:t>
+              <w:t xml:space="preserve">；四要素行数 = 4（表体</w:t>
             </w:r>
             <w:r>
               <w:t xml:space="preserve"> </w:t>
@@ -3388,7 +3316,7 @@
               <w:t xml:space="preserve">L1:201-205</w:t>
             </w:r>
             <w:r>
-              <w:t xml:space="preserve">）✅；</w:t>
+              <w:t xml:space="preserve">）；</w:t>
             </w:r>
             <w:r>
               <w:rPr>
@@ -3426,25 +3354,25 @@
               <w:t xml:space="preserve"> </w:t>
             </w:r>
             <w:r>
-              <w:t xml:space="preserve">✅（脚本名只出现在本报告的回源证据里，不在稿子里）</w:t>
-            </w:r>
-          </w:p>
-        </w:tc>
-      </w:tr>
-      <w:tr>
-        <w:tc>
-          <w:tcPr/>
-          <w:p>
-            <w:pPr>
-              <w:pStyle w:val="Compact"/>
-              <w:jc w:val="left"/>
-            </w:pPr>
-            <w:r>
-              <w:rPr>
-                <w:bCs/>
-                <w:b/>
-              </w:rPr>
-              <w:t xml:space="preserve">执行的纪律</w:t>
+              <w:t xml:space="preserve">（脚本名只出现在本报告的回源证据里，不在稿子里）</w:t>
+            </w:r>
+          </w:p>
+        </w:tc>
+      </w:tr>
+      <w:tr>
+        <w:tc>
+          <w:tcPr/>
+          <w:p>
+            <w:pPr>
+              <w:pStyle w:val="Compact"/>
+              <w:jc w:val="left"/>
+            </w:pPr>
+            <w:r>
+              <w:rPr>
+                <w:bCs/>
+                <w:b/>
+              </w:rPr>
+              <w:t xml:space="preserve">执行的要求</w:t>
             </w:r>
           </w:p>
         </w:tc>
@@ -3739,25 +3667,25 @@
               <w:t xml:space="preserve"> </w:t>
             </w:r>
             <w:r>
-              <w:t xml:space="preserve">实际文本已核 ✅</w:t>
-            </w:r>
-          </w:p>
-        </w:tc>
-      </w:tr>
-      <w:tr>
-        <w:tc>
-          <w:tcPr/>
-          <w:p>
-            <w:pPr>
-              <w:pStyle w:val="Compact"/>
-              <w:jc w:val="left"/>
-            </w:pPr>
-            <w:r>
-              <w:rPr>
-                <w:bCs/>
-                <w:b/>
-              </w:rPr>
-              <w:t xml:space="preserve">执行的纪律</w:t>
+              <w:t xml:space="preserve">实际文本已核</w:t>
+            </w:r>
+          </w:p>
+        </w:tc>
+      </w:tr>
+      <w:tr>
+        <w:tc>
+          <w:tcPr/>
+          <w:p>
+            <w:pPr>
+              <w:pStyle w:val="Compact"/>
+              <w:jc w:val="left"/>
+            </w:pPr>
+            <w:r>
+              <w:rPr>
+                <w:bCs/>
+                <w:b/>
+              </w:rPr>
+              <w:t xml:space="preserve">执行的要求</w:t>
             </w:r>
           </w:p>
         </w:tc>
@@ -4011,25 +3939,25 @@
               <w:t xml:space="preserve">14</w:t>
             </w:r>
             <w:r>
-              <w:t xml:space="preserve">（L1–L12 全在）✅</w:t>
-            </w:r>
-          </w:p>
-        </w:tc>
-      </w:tr>
-      <w:tr>
-        <w:tc>
-          <w:tcPr/>
-          <w:p>
-            <w:pPr>
-              <w:pStyle w:val="Compact"/>
-              <w:jc w:val="left"/>
-            </w:pPr>
-            <w:r>
-              <w:rPr>
-                <w:bCs/>
-                <w:b/>
-              </w:rPr>
-              <w:t xml:space="preserve">执行的纪律</w:t>
+              <w:t xml:space="preserve">（L1–L12 全在）</w:t>
+            </w:r>
+          </w:p>
+        </w:tc>
+      </w:tr>
+      <w:tr>
+        <w:tc>
+          <w:tcPr/>
+          <w:p>
+            <w:pPr>
+              <w:pStyle w:val="Compact"/>
+              <w:jc w:val="left"/>
+            </w:pPr>
+            <w:r>
+              <w:rPr>
+                <w:bCs/>
+                <w:b/>
+              </w:rPr>
+              <w:t xml:space="preserve">执行的要求</w:t>
             </w:r>
           </w:p>
         </w:tc>
@@ -4190,7 +4118,7 @@
               <w:t xml:space="preserve">★ **α 的 95%CI 与 1 的关系**</w:t>
             </w:r>
             <w:r>
-              <w:t xml:space="preserve">行（✅）与</w:t>
+              <w:t xml:space="preserve">行（）与</w:t>
             </w:r>
             <w:r>
               <w:t xml:space="preserve"> </w:t>
@@ -4202,10 +4130,7 @@
               <w:t xml:space="preserve">★ **α 的估计方法 / 拟合点 / 误差估计 / 阈值曲线**</w:t>
             </w:r>
             <w:r>
-              <w:t xml:space="preserve">行（⚠️</w:t>
-            </w:r>
-            <w:r>
-              <w:t xml:space="preserve"> </w:t>
+              <w:t xml:space="preserve">行（</w:t>
             </w:r>
             <w:r>
               <w:rPr>
@@ -4284,25 +4209,25 @@
               <w:t xml:space="preserve"> </w:t>
             </w:r>
             <w:r>
-              <w:t xml:space="preserve">实际文本已核 ✅</w:t>
-            </w:r>
-          </w:p>
-        </w:tc>
-      </w:tr>
-      <w:tr>
-        <w:tc>
-          <w:tcPr/>
-          <w:p>
-            <w:pPr>
-              <w:pStyle w:val="Compact"/>
-              <w:jc w:val="left"/>
-            </w:pPr>
-            <w:r>
-              <w:rPr>
-                <w:bCs/>
-                <w:b/>
-              </w:rPr>
-              <w:t xml:space="preserve">执行的纪律</w:t>
+              <w:t xml:space="preserve">实际文本已核</w:t>
+            </w:r>
+          </w:p>
+        </w:tc>
+      </w:tr>
+      <w:tr>
+        <w:tc>
+          <w:tcPr/>
+          <w:p>
+            <w:pPr>
+              <w:pStyle w:val="Compact"/>
+              <w:jc w:val="left"/>
+            </w:pPr>
+            <w:r>
+              <w:rPr>
+                <w:bCs/>
+                <w:b/>
+              </w:rPr>
+              <w:t xml:space="preserve">执行的要求</w:t>
             </w:r>
           </w:p>
         </w:tc>
@@ -4334,7 +4259,7 @@
         <w:pStyle w:val="Heading3"/>
       </w:pPr>
       <w:r>
-        <w:t xml:space="preserve">★ L1-3 · 有效信息维度：循环风险显式化 + 最低验证登记【审稿 §三.3】</w:t>
+        <w:t xml:space="preserve">L1-3 · 有效信息维度：循环风险显式化 + 最低验证登记【审稿 §三.3】</w:t>
       </w:r>
     </w:p>
     <w:tbl>
@@ -4417,7 +4342,7 @@
               <w:t xml:space="preserve">L1:222-241</w:t>
             </w:r>
             <w:r>
-              <w:t xml:space="preserve">（§3.5 内子节「★ 循环性与它没有被验证的部分」）</w:t>
+              <w:t xml:space="preserve">（§3.5 内子节「 循环性与它没有被验证的部分」）</w:t>
             </w:r>
           </w:p>
         </w:tc>
@@ -4590,10 +4515,7 @@
               <w:t xml:space="preserve">的说明全部保留</w:t>
             </w:r>
             <w:r>
-              <w:t xml:space="preserve">（并补一句：它同样需要第 3 项对照才能判定自身效度 ⇒</w:t>
-            </w:r>
-            <w:r>
-              <w:t xml:space="preserve"> </w:t>
+              <w:t xml:space="preserve">（并补一句：它同样需要第 3 项对照才能判定自身效度，</w:t>
             </w:r>
             <w:r>
               <w:rPr>
@@ -4714,10 +4636,7 @@
               <w:t xml:space="preserve">L1:222</w:t>
             </w:r>
             <w:r>
-              <w:t xml:space="preserve"> </w:t>
-            </w:r>
-            <w:r>
-              <w:t xml:space="preserve">✅；该小节（</w:t>
+              <w:t xml:space="preserve">；该小节（</w:t>
             </w:r>
             <w:r>
               <w:rPr>
@@ -4757,7 +4676,7 @@
               <w:t xml:space="preserve"> </w:t>
             </w:r>
             <w:r>
-              <w:t xml:space="preserve">次（3 项 + VD_anchor_out 项）✅；</w:t>
+              <w:t xml:space="preserve">次（3 项 + VD_anchor_out 项）；</w:t>
             </w:r>
             <w:r>
               <w:rPr>
@@ -4791,25 +4710,25 @@
               <w:t xml:space="preserve">改前 3 处（97/187/484）→ 改后 4 处，一处未删</w:t>
             </w:r>
             <w:r>
-              <w:t xml:space="preserve">，只多了一处说明）✅</w:t>
-            </w:r>
-          </w:p>
-        </w:tc>
-      </w:tr>
-      <w:tr>
-        <w:tc>
-          <w:tcPr/>
-          <w:p>
-            <w:pPr>
-              <w:pStyle w:val="Compact"/>
-              <w:jc w:val="left"/>
-            </w:pPr>
-            <w:r>
-              <w:rPr>
-                <w:bCs/>
-                <w:b/>
-              </w:rPr>
-              <w:t xml:space="preserve">执行的纪律</w:t>
+              <w:t xml:space="preserve">，只多了一处说明）</w:t>
+            </w:r>
+          </w:p>
+        </w:tc>
+      </w:tr>
+      <w:tr>
+        <w:tc>
+          <w:tcPr/>
+          <w:p>
+            <w:pPr>
+              <w:pStyle w:val="Compact"/>
+              <w:jc w:val="left"/>
+            </w:pPr>
+            <w:r>
+              <w:rPr>
+                <w:bCs/>
+                <w:b/>
+              </w:rPr>
+              <w:t xml:space="preserve">执行的要求</w:t>
             </w:r>
           </w:p>
         </w:tc>
@@ -5140,7 +5059,7 @@
               <w:t xml:space="preserve"> </w:t>
             </w:r>
             <w:r>
-              <w:t xml:space="preserve">实际文本已核 ✅；</w:t>
+              <w:t xml:space="preserve">实际文本已核；</w:t>
             </w:r>
             <w:r>
               <w:rPr>
@@ -5190,29 +5109,23 @@
               </w:rPr>
               <w:t xml:space="preserve">:538</w:t>
             </w:r>
-            <w:r>
-              <w:t xml:space="preserve"> </w:t>
-            </w:r>
-            <w:r>
-              <w:t xml:space="preserve">✅</w:t>
-            </w:r>
-          </w:p>
-        </w:tc>
-      </w:tr>
-      <w:tr>
-        <w:tc>
-          <w:tcPr/>
-          <w:p>
-            <w:pPr>
-              <w:pStyle w:val="Compact"/>
-              <w:jc w:val="left"/>
-            </w:pPr>
-            <w:r>
-              <w:rPr>
-                <w:bCs/>
-                <w:b/>
-              </w:rPr>
-              <w:t xml:space="preserve">执行的纪律</w:t>
+          </w:p>
+        </w:tc>
+      </w:tr>
+      <w:tr>
+        <w:tc>
+          <w:tcPr/>
+          <w:p>
+            <w:pPr>
+              <w:pStyle w:val="Compact"/>
+              <w:jc w:val="left"/>
+            </w:pPr>
+            <w:r>
+              <w:rPr>
+                <w:bCs/>
+                <w:b/>
+              </w:rPr>
+              <w:t xml:space="preserve">执行的要求</w:t>
             </w:r>
           </w:p>
         </w:tc>
@@ -5235,54 +5148,47 @@
         <w:pStyle w:val="BlockText"/>
       </w:pPr>
       <w:r>
+        <w:t xml:space="preserve">** 附带说明（超出字面规格，但为消解"新自我矛盾"所必需）</w:t>
+      </w:r>
+      <w:r>
         <w:rPr>
           <w:bCs/>
           <w:b/>
         </w:rPr>
-        <w:t xml:space="preserve">★ 附带说明（超出字面规格，但为消解"新自我矛盾"所必需）</w:t>
-      </w:r>
-      <w:r>
         <w:t xml:space="preserve">：规格 L1-3 的定位只点了判决表</w:t>
+      </w:r>
+      <w:r>
+        <w:t xml:space="preserve">第 1 行</w:t>
       </w:r>
       <w:r>
         <w:rPr>
           <w:bCs/>
           <w:b/>
         </w:rPr>
-        <w:t xml:space="preserve">第 1 行</w:t>
-      </w:r>
-      <w:r>
         <w:t xml:space="preserve">；但</w:t>
+      </w:r>
+      <w:r>
+        <w:t xml:space="preserve">第 2 行</w:t>
       </w:r>
       <w:r>
         <w:rPr>
           <w:bCs/>
           <w:b/>
         </w:rPr>
-        <w:t xml:space="preserve">第 2 行</w:t>
-      </w:r>
-      <w:r>
         <w:t xml:space="preserve">的①也用同一条读数（0.457 vs 0.500）。若只降级第 1 行而第 2 行照旧说"强"，会制造</w:t>
+      </w:r>
+      <w:r>
+        <w:t xml:space="preserve">新的自我矛盾</w:t>
       </w:r>
       <w:r>
         <w:rPr>
           <w:bCs/>
           <w:b/>
         </w:rPr>
-        <w:t xml:space="preserve">新的自我矛盾</w:t>
-      </w:r>
-      <w:r>
         <w:t xml:space="preserve">（规格 §6.4 第 4 条"有没有新的自我矛盾"）。故对第 2 行</w:t>
       </w:r>
       <w:r>
-        <w:rPr>
-          <w:bCs/>
-          <w:b/>
-        </w:rPr>
-        <w:t xml:space="preserve">只加限定、不删任何东西、不动支持度等级</w:t>
-      </w:r>
-      <w:r>
-        <w:t xml:space="preserve">。</w:t>
+        <w:t xml:space="preserve">只加限定、不删任何东西、不动支持度等级**。</w:t>
       </w:r>
     </w:p>
     <w:tbl>
@@ -5530,25 +5436,25 @@
               <w:t xml:space="preserve"> </w:t>
             </w:r>
             <w:r>
-              <w:t xml:space="preserve">实际文本已核 ✅</w:t>
-            </w:r>
-          </w:p>
-        </w:tc>
-      </w:tr>
-      <w:tr>
-        <w:tc>
-          <w:tcPr/>
-          <w:p>
-            <w:pPr>
-              <w:pStyle w:val="Compact"/>
-              <w:jc w:val="left"/>
-            </w:pPr>
-            <w:r>
-              <w:rPr>
-                <w:bCs/>
-                <w:b/>
-              </w:rPr>
-              <w:t xml:space="preserve">执行的纪律</w:t>
+              <w:t xml:space="preserve">实际文本已核</w:t>
+            </w:r>
+          </w:p>
+        </w:tc>
+      </w:tr>
+      <w:tr>
+        <w:tc>
+          <w:tcPr/>
+          <w:p>
+            <w:pPr>
+              <w:pStyle w:val="Compact"/>
+              <w:jc w:val="left"/>
+            </w:pPr>
+            <w:r>
+              <w:rPr>
+                <w:bCs/>
+                <w:b/>
+              </w:rPr>
+              <w:t xml:space="preserve">执行的要求</w:t>
             </w:r>
           </w:p>
         </w:tc>
@@ -5580,7 +5486,7 @@
         <w:pStyle w:val="Heading3"/>
       </w:pPr>
       <w:r>
-        <w:t xml:space="preserve">★★ L1-4 · 架构层：「已被实测为无效」→「未检出差异」（本篇最重的一条）【审稿 §三.4】</w:t>
+        <w:t xml:space="preserve">L1-4 · 架构层：「已被实测为无效」→「未检出差异」（本篇最重的一条）【审稿 §三.4】</w:t>
       </w:r>
     </w:p>
     <w:p>
@@ -5694,7 +5600,7 @@
               <w:jc w:val="left"/>
             </w:pPr>
             <w:r>
-              <w:t xml:space="preserve">执行的纪律</w:t>
+              <w:t xml:space="preserve">执行的要求</w:t>
             </w:r>
           </w:p>
         </w:tc>
@@ -5815,10 +5721,7 @@
               <w:t xml:space="preserve">L1:26</w:t>
             </w:r>
             <w:r>
-              <w:t xml:space="preserve"> </w:t>
-            </w:r>
-            <w:r>
-              <w:t xml:space="preserve">✅；</w:t>
+              <w:t xml:space="preserve">；</w:t>
             </w:r>
             <w:r>
               <w:rPr>
@@ -5842,10 +5745,7 @@
               <w:t xml:space="preserve">L1:26</w:t>
             </w:r>
             <w:r>
-              <w:t xml:space="preserve"> </w:t>
-            </w:r>
-            <w:r>
-              <w:t xml:space="preserve">✅；禁语 grep</w:t>
+              <w:t xml:space="preserve">；禁语 grep</w:t>
             </w:r>
             <w:r>
               <w:t xml:space="preserve"> </w:t>
@@ -5857,12 +5757,6 @@
               </w:rPr>
               <w:t xml:space="preserve">0 命中</w:t>
             </w:r>
-            <w:r>
-              <w:t xml:space="preserve"> </w:t>
-            </w:r>
-            <w:r>
-              <w:t xml:space="preserve">✅</w:t>
-            </w:r>
           </w:p>
         </w:tc>
         <w:tc>
@@ -6060,7 +5954,7 @@
               <w:t xml:space="preserve"> </w:t>
             </w:r>
             <w:r>
-              <w:t xml:space="preserve">结构在）✅；</w:t>
+              <w:t xml:space="preserve">结构在）；</w:t>
             </w:r>
             <w:r>
               <w:rPr>
@@ -6084,12 +5978,6 @@
               </w:rPr>
               <w:t xml:space="preserve">0 命中</w:t>
             </w:r>
-            <w:r>
-              <w:t xml:space="preserve"> </w:t>
-            </w:r>
-            <w:r>
-              <w:t xml:space="preserve">✅</w:t>
-            </w:r>
           </w:p>
         </w:tc>
         <w:tc>
@@ -6200,10 +6088,7 @@
               <w:t xml:space="preserve">0 命中</w:t>
             </w:r>
             <w:r>
-              <w:t xml:space="preserve"> </w:t>
-            </w:r>
-            <w:r>
-              <w:t xml:space="preserve">✅；</w:t>
+              <w:t xml:space="preserve">；</w:t>
             </w:r>
             <w:r>
               <w:rPr>
@@ -6215,7 +6100,7 @@
               <w:t xml:space="preserve"> </w:t>
             </w:r>
             <w:r>
-              <w:t xml:space="preserve">实际文本已核 ✅</w:t>
+              <w:t xml:space="preserve">实际文本已核</w:t>
             </w:r>
           </w:p>
         </w:tc>
@@ -6338,7 +6223,7 @@
               <w:t xml:space="preserve"> </w:t>
             </w:r>
             <w:r>
-              <w:t xml:space="preserve">实际文本已核 ✅；</w:t>
+              <w:t xml:space="preserve">实际文本已核；</w:t>
             </w:r>
             <w:r>
               <w:rPr>
@@ -6361,12 +6246,6 @@
               </w:rPr>
               <w:t xml:space="preserve">L1:387</w:t>
             </w:r>
-            <w:r>
-              <w:t xml:space="preserve"> </w:t>
-            </w:r>
-            <w:r>
-              <w:t xml:space="preserve">✅</w:t>
-            </w:r>
           </w:p>
         </w:tc>
         <w:tc>
@@ -6423,7 +6302,7 @@
               <w:t xml:space="preserve">L1:412-430</w:t>
             </w:r>
             <w:r>
-              <w:t xml:space="preserve">（§5.3.1 · ★ 检出力声明）</w:t>
+              <w:t xml:space="preserve">（§5.3.1 · 检出力声明）</w:t>
             </w:r>
           </w:p>
         </w:tc>
@@ -6538,10 +6417,7 @@
               <w:t xml:space="preserve">另一批、另一尺度</w:t>
             </w:r>
             <w:r>
-              <w:t xml:space="preserve">（Vendi）标定的地板值 ⇒</w:t>
-            </w:r>
-            <w:r>
-              <w:t xml:space="preserve"> </w:t>
+              <w:t xml:space="preserve">（Vendi）标定的地板值，</w:t>
             </w:r>
             <w:r>
               <w:rPr>
@@ -6571,10 +6447,7 @@
               <w:t xml:space="preserve">但本篇尚未在 α 尺度上标定 θ₀</w:t>
             </w:r>
             <w:r>
-              <w:t xml:space="preserve"> </w:t>
-            </w:r>
-            <w:r>
-              <w:t xml:space="preserve">⇒ 本篇所有"未检出"读数只支持到"本批检出力不足以排除中等以下的效应"这一层。</w:t>
+              <w:t xml:space="preserve">，本篇所有"未检出"读数只支持到"本批检出力不足以排除中等以下的效应"这一层。</w:t>
             </w:r>
           </w:p>
         </w:tc>
@@ -6619,10 +6492,7 @@
               <w:t xml:space="preserve">L1:412</w:t>
             </w:r>
             <w:r>
-              <w:t xml:space="preserve"> </w:t>
-            </w:r>
-            <w:r>
-              <w:t xml:space="preserve">✅；五个数值逐条回源见本报告 §3</w:t>
+              <w:t xml:space="preserve">；五个数值逐条回源见本报告 §3</w:t>
             </w:r>
           </w:p>
         </w:tc>
@@ -6744,10 +6614,7 @@
               <w:t xml:space="preserve">0 命中</w:t>
             </w:r>
             <w:r>
-              <w:t xml:space="preserve"> </w:t>
-            </w:r>
-            <w:r>
-              <w:t xml:space="preserve">✅；</w:t>
+              <w:t xml:space="preserve">；</w:t>
             </w:r>
             <w:r>
               <w:rPr>
@@ -6759,7 +6626,7 @@
               <w:t xml:space="preserve"> </w:t>
             </w:r>
             <w:r>
-              <w:t xml:space="preserve">实际文本已核 ✅</w:t>
+              <w:t xml:space="preserve">实际文本已核</w:t>
             </w:r>
           </w:p>
         </w:tc>
@@ -6794,74 +6661,52 @@
         <w:pStyle w:val="BodyText"/>
       </w:pPr>
       <w:r>
+        <w:t xml:space="preserve">** 附：把"本表支持度列的读法"写成明文（</w:t>
+      </w:r>
+      <w:r>
+        <w:rPr>
+          <w:rStyle w:val="VerbatimChar"/>
+        </w:rPr>
+        <w:t xml:space="preserve">L1:322-326</w:t>
+      </w:r>
+      <w:r>
+        <w:t xml:space="preserve">）** —— 三条要求：① 支持度是</w:t>
+      </w:r>
+      <w:r>
         <w:rPr>
           <w:bCs/>
           <w:b/>
         </w:rPr>
-        <w:t xml:space="preserve">★ 附：把"本表支持度列的读法"写成明文（</w:t>
-      </w:r>
-      <w:r>
-        <w:rPr>
-          <w:rStyle w:val="VerbatimChar"/>
+        <w:t xml:space="preserve">分轴</w:t>
+      </w:r>
+      <w:r>
+        <w:t xml:space="preserve">的（第 4 行已拆两轴，不得合成"强"）②</w:t>
+      </w:r>
+      <w:r>
+        <w:t xml:space="preserve"> </w:t>
+      </w:r>
+      <w:r>
+        <w:rPr>
           <w:bCs/>
           <w:b/>
         </w:rPr>
-        <w:t xml:space="preserve">L1:322-326</w:t>
+        <w:t xml:space="preserve">「不可分辨」与「无效」是两种读数</w:t>
+      </w:r>
+      <w:r>
+        <w:t xml:space="preserve">（前者带检出力地板，后者要 MES + 足量样本）③ 同一条读数在不同行强度可以不同（不许用最强的那个代表全篇）。</w:t>
+      </w:r>
+      <w:r>
+        <w:t xml:space="preserve"> </w:t>
       </w:r>
       <w:r>
         <w:rPr>
           <w:bCs/>
           <w:b/>
         </w:rPr>
-        <w:t xml:space="preserve">）</w:t>
-      </w:r>
-      <w:r>
-        <w:t xml:space="preserve"> </w:t>
-      </w:r>
-      <w:r>
-        <w:t xml:space="preserve">—— 三条纪律：① 支持度是</w:t>
-      </w:r>
-      <w:r>
-        <w:rPr>
-          <w:bCs/>
-          <w:b/>
-        </w:rPr>
-        <w:t xml:space="preserve">分轴</w:t>
-      </w:r>
-      <w:r>
-        <w:t xml:space="preserve">的（第 4 行已拆两轴，不得合成"强"）②</w:t>
-      </w:r>
-      <w:r>
-        <w:t xml:space="preserve"> </w:t>
-      </w:r>
-      <w:r>
-        <w:rPr>
-          <w:bCs/>
-          <w:b/>
-        </w:rPr>
-        <w:t xml:space="preserve">「不可分辨」与「无效」是两种读数</w:t>
-      </w:r>
-      <w:r>
-        <w:t xml:space="preserve">（前者带检出力地板，后者要 MES + 足量样本）③ 同一条读数在不同行强度可以不同（不许用最强的那个代表全篇）。</w:t>
-      </w:r>
-      <w:r>
-        <w:t xml:space="preserve"> </w:t>
-      </w:r>
-      <w:r>
-        <w:t xml:space="preserve">⇒</w:t>
-      </w:r>
-      <w:r>
-        <w:t xml:space="preserve"> </w:t>
-      </w:r>
-      <w:r>
-        <w:rPr>
-          <w:bCs/>
-          <w:b/>
-        </w:rPr>
         <w:t xml:space="preserve">执行</w:t>
       </w:r>
       <w:r>
-        <w:t xml:space="preserve">：合订本 §1.3 ＋ 规格总纲 §4 新增的两条纪律（"未检出 ≠ 无效"、"证据强度按对象逐个不同"）。</w:t>
+        <w:t xml:space="preserve">：合订本 §1.3 ＋ 规格总纲 §4 新增的两条要求（"未检出 ≠ 无效"、"证据强度按对象逐个不同"）。</w:t>
       </w:r>
     </w:p>
     <w:p>
@@ -6878,7 +6723,7 @@
         <w:pStyle w:val="Heading3"/>
       </w:pPr>
       <w:r>
-        <w:t xml:space="preserve">★ L1-5 · 两个 α 为什么看起来矛盾（0.6 vs 0.89–0.94）【审稿 §三.4 末段】</w:t>
+        <w:t xml:space="preserve">L1-5 · 两个 α 为什么看起来矛盾（0.6 vs 0.89–0.94）【审稿 §三.4 末段】</w:t>
       </w:r>
     </w:p>
     <w:tbl>
@@ -6961,7 +6806,7 @@
               <w:t xml:space="preserve">L1:397-410</w:t>
             </w:r>
             <w:r>
-              <w:t xml:space="preserve">（§5.3 表正下方独立说明段「★ 两个 α 为什么会看起来矛盾」）</w:t>
+              <w:t xml:space="preserve">（§5.3 表正下方独立说明段「 两个 α 为什么会看起来矛盾」）</w:t>
             </w:r>
           </w:p>
         </w:tc>
@@ -7050,7 +6895,7 @@
                 <w:bCs/>
                 <w:b/>
               </w:rPr>
-              <w:t xml:space="preserve">自变量不同 ⇒ 数值不可比 ⇒ 数据并不互相矛盾</w:t>
+              <w:t xml:space="preserve">自变量不同，数值不可比，数据并不互相矛盾</w:t>
             </w:r>
             <w:r>
               <w:t xml:space="preserve">）+ 五行对照表：</w:t>
@@ -7093,7 +6938,7 @@
               <w:t xml:space="preserve">是否共享实验批次</w:t>
             </w:r>
             <w:r>
-              <w:t xml:space="preserve">（❌ 不共享 ×2）｜</w:t>
+              <w:t xml:space="preserve">（不共享 ×2）｜</w:t>
             </w:r>
             <w:r>
               <w:rPr>
@@ -7103,7 +6948,7 @@
               <w:t xml:space="preserve">原始记录是否随本稿归档</w:t>
             </w:r>
             <w:r>
-              <w:t xml:space="preserve">（⚠️ 否 ×2）。后附两条：①</w:t>
+              <w:t xml:space="preserve">（否 ×2）。后附两条：①</w:t>
             </w:r>
             <w:r>
               <w:t xml:space="preserve"> </w:t>
@@ -7161,7 +7006,7 @@
               <w:t xml:space="preserve"> </w:t>
             </w:r>
             <w:r>
-              <w:t xml:space="preserve">补跑批 ⇒ 该行排除强度须待归档后复核 ⇒ 该行强度由"方向强"改写为"</w:t>
+              <w:t xml:space="preserve">补跑批，该行排除强度须待归档后复核，该行强度由"方向强"改写为"</w:t>
             </w:r>
             <w:r>
               <w:rPr>
@@ -7275,10 +7120,7 @@
               <w:t xml:space="preserve">L1:397</w:t>
             </w:r>
             <w:r>
-              <w:t xml:space="preserve"> </w:t>
-            </w:r>
-            <w:r>
-              <w:t xml:space="preserve">✅；同段内</w:t>
+              <w:t xml:space="preserve">；同段内</w:t>
             </w:r>
             <w:r>
               <w:t xml:space="preserve"> </w:t>
@@ -7308,7 +7150,7 @@
               <w:t xml:space="preserve"> </w:t>
             </w:r>
             <w:r>
-              <w:t xml:space="preserve">两个自变量均出现 ✅；</w:t>
+              <w:t xml:space="preserve">两个自变量均出现；</w:t>
             </w:r>
             <w:r>
               <w:rPr>
@@ -7340,29 +7182,23 @@
               </w:rPr>
               <w:t xml:space="preserve">:409</w:t>
             </w:r>
-            <w:r>
-              <w:t xml:space="preserve"> </w:t>
-            </w:r>
-            <w:r>
-              <w:t xml:space="preserve">✅</w:t>
-            </w:r>
-          </w:p>
-        </w:tc>
-      </w:tr>
-      <w:tr>
-        <w:tc>
-          <w:tcPr/>
-          <w:p>
-            <w:pPr>
-              <w:pStyle w:val="Compact"/>
-              <w:jc w:val="left"/>
-            </w:pPr>
-            <w:r>
-              <w:rPr>
-                <w:bCs/>
-                <w:b/>
-              </w:rPr>
-              <w:t xml:space="preserve">执行的纪律</w:t>
+          </w:p>
+        </w:tc>
+      </w:tr>
+      <w:tr>
+        <w:tc>
+          <w:tcPr/>
+          <w:p>
+            <w:pPr>
+              <w:pStyle w:val="Compact"/>
+              <w:jc w:val="left"/>
+            </w:pPr>
+            <w:r>
+              <w:rPr>
+                <w:bCs/>
+                <w:b/>
+              </w:rPr>
+              <w:t xml:space="preserve">执行的要求</w:t>
             </w:r>
           </w:p>
         </w:tc>
@@ -7384,7 +7220,7 @@
                 <w:bCs/>
                 <w:b/>
               </w:rPr>
-              <w:t xml:space="preserve">G6（两批原始记录未归档 ⇒ 如实写，不编造出处）</w:t>
+              <w:t xml:space="preserve">G6（两批原始记录未归档，如实写，不编造出处）</w:t>
             </w:r>
             <w:r>
               <w:t xml:space="preserve"> </w:t>
@@ -7420,7 +7256,7 @@
         <w:pStyle w:val="Heading3"/>
       </w:pPr>
       <w:r>
-        <w:t xml:space="preserve">★ L1-6 · 三层分离未完成：删掉「三轴都测了」【审稿 §三.4】</w:t>
+        <w:t xml:space="preserve">L1-6 · 三层分离未完成：删掉「三轴都测了」【审稿 §三.4】</w:t>
       </w:r>
     </w:p>
     <w:tbl>
@@ -7669,10 +7505,7 @@
               <w:t xml:space="preserve">0 命中</w:t>
             </w:r>
             <w:r>
-              <w:t xml:space="preserve"> </w:t>
-            </w:r>
-            <w:r>
-              <w:t xml:space="preserve">✅；</w:t>
+              <w:t xml:space="preserve">；</w:t>
             </w:r>
             <w:r>
               <w:rPr>
@@ -7684,25 +7517,25 @@
               <w:t xml:space="preserve"> </w:t>
             </w:r>
             <w:r>
-              <w:t xml:space="preserve">实际文本已核 ✅</w:t>
-            </w:r>
-          </w:p>
-        </w:tc>
-      </w:tr>
-      <w:tr>
-        <w:tc>
-          <w:tcPr/>
-          <w:p>
-            <w:pPr>
-              <w:pStyle w:val="Compact"/>
-              <w:jc w:val="left"/>
-            </w:pPr>
-            <w:r>
-              <w:rPr>
-                <w:bCs/>
-                <w:b/>
-              </w:rPr>
-              <w:t xml:space="preserve">执行的纪律</w:t>
+              <w:t xml:space="preserve">实际文本已核</w:t>
+            </w:r>
+          </w:p>
+        </w:tc>
+      </w:tr>
+      <w:tr>
+        <w:tc>
+          <w:tcPr/>
+          <w:p>
+            <w:pPr>
+              <w:pStyle w:val="Compact"/>
+              <w:jc w:val="left"/>
+            </w:pPr>
+            <w:r>
+              <w:rPr>
+                <w:bCs/>
+                <w:b/>
+              </w:rPr>
+              <w:t xml:space="preserve">执行的要求</w:t>
             </w:r>
           </w:p>
         </w:tc>
@@ -8031,25 +7864,25 @@
               <w:t xml:space="preserve">:557</w:t>
             </w:r>
             <w:r>
-              <w:t xml:space="preserve">（带完成度）✅</w:t>
-            </w:r>
-          </w:p>
-        </w:tc>
-      </w:tr>
-      <w:tr>
-        <w:tc>
-          <w:tcPr/>
-          <w:p>
-            <w:pPr>
-              <w:pStyle w:val="Compact"/>
-              <w:jc w:val="left"/>
-            </w:pPr>
-            <w:r>
-              <w:rPr>
-                <w:bCs/>
-                <w:b/>
-              </w:rPr>
-              <w:t xml:space="preserve">执行的纪律</w:t>
+              <w:t xml:space="preserve">（带完成度）</w:t>
+            </w:r>
+          </w:p>
+        </w:tc>
+      </w:tr>
+      <w:tr>
+        <w:tc>
+          <w:tcPr/>
+          <w:p>
+            <w:pPr>
+              <w:pStyle w:val="Compact"/>
+              <w:jc w:val="left"/>
+            </w:pPr>
+            <w:r>
+              <w:rPr>
+                <w:bCs/>
+                <w:b/>
+              </w:rPr>
+              <w:t xml:space="preserve">执行的要求</w:t>
             </w:r>
           </w:p>
         </w:tc>
@@ -8300,29 +8133,23 @@
               </w:rPr>
               <w:t xml:space="preserve">L1:557</w:t>
             </w:r>
-            <w:r>
-              <w:t xml:space="preserve"> </w:t>
-            </w:r>
-            <w:r>
-              <w:t xml:space="preserve">✅</w:t>
-            </w:r>
-          </w:p>
-        </w:tc>
-      </w:tr>
-      <w:tr>
-        <w:tc>
-          <w:tcPr/>
-          <w:p>
-            <w:pPr>
-              <w:pStyle w:val="Compact"/>
-              <w:jc w:val="left"/>
-            </w:pPr>
-            <w:r>
-              <w:rPr>
-                <w:bCs/>
-                <w:b/>
-              </w:rPr>
-              <w:t xml:space="preserve">执行的纪律</w:t>
+          </w:p>
+        </w:tc>
+      </w:tr>
+      <w:tr>
+        <w:tc>
+          <w:tcPr/>
+          <w:p>
+            <w:pPr>
+              <w:pStyle w:val="Compact"/>
+              <w:jc w:val="left"/>
+            </w:pPr>
+            <w:r>
+              <w:rPr>
+                <w:bCs/>
+                <w:b/>
+              </w:rPr>
+              <w:t xml:space="preserve">执行的要求</w:t>
             </w:r>
           </w:p>
         </w:tc>
@@ -8354,7 +8181,7 @@
         <w:pStyle w:val="Heading3"/>
       </w:pPr>
       <w:r>
-        <w:t xml:space="preserve">★★ X-1 · 给每一个推断箭头建立独立证伪条件【审稿 §七.问题一 —— 审稿人称"最重要的"】</w:t>
+        <w:t xml:space="preserve">X-1 · 给每一个推断箭头建立独立证伪条件【审稿 §七.问题一 —— 审稿人称"最重要的"】</w:t>
       </w:r>
     </w:p>
     <w:tbl>
@@ -8437,7 +8264,7 @@
               <w:t xml:space="preserve">L1:450-465</w:t>
             </w:r>
             <w:r>
-              <w:t xml:space="preserve">（§5.5 归因路由之后、§5.6 之前的小节「§5.5.1 · ★ 推断链 — 证伪条件表」）</w:t>
+              <w:t xml:space="preserve">（§5.5 归因路由之后、§5.6 之前的小节「§5.5.1 · 推断链 — 证伪条件表」）</w:t>
             </w:r>
           </w:p>
         </w:tc>
@@ -8519,7 +8346,7 @@
               <w:t xml:space="preserve">（规格要求 ≥3 行）：</w:t>
             </w:r>
             <w:r>
-              <w:t xml:space="preserve">① α 点估计 0.886/0.944 → 解码层 K≤4 内未观察到饱和 ｜证伪：补 K ∈ {8,16,32} 后 α &lt;0.5 ⇒ §5.1 第 3 行判决翻转 ｜</w:t>
+              <w:t xml:space="preserve">① α 点估计 0.886/0.944 → 解码层 K≤4 内未观察到饱和 ｜证伪：补 K ∈ {8,16,32} 后 α &lt;0.5，§5.1 第 3 行判决翻转 ｜</w:t>
             </w:r>
             <w:r>
               <w:rPr>
@@ -8539,7 +8366,7 @@
               <w:t xml:space="preserve">不可分辨</w:t>
             </w:r>
             <w:r>
-              <w:t xml:space="preserve">③ 0.457 vs 0.500 → 闭合是分支同质化而非分支数不足 ｜证伪：人为把分支数翻倍后有效维度上升 ⇒ 归因须改写 ｜</w:t>
+              <w:t xml:space="preserve">③ 0.457 vs 0.500 → 闭合是分支同质化而非分支数不足 ｜证伪：人为把分支数翻倍后有效维度上升，归因须改写 ｜</w:t>
             </w:r>
             <w:r>
               <w:rPr>
@@ -8677,10 +8504,7 @@
               <w:t xml:space="preserve">L1:450</w:t>
             </w:r>
             <w:r>
-              <w:t xml:space="preserve"> </w:t>
-            </w:r>
-            <w:r>
-              <w:t xml:space="preserve">✅；状态列取值 =</w:t>
+              <w:t xml:space="preserve">；状态列取值 =</w:t>
             </w:r>
             <w:r>
               <w:t xml:space="preserve"> </w:t>
@@ -8711,7 +8535,7 @@
               <w:t xml:space="preserve"> </w:t>
             </w:r>
             <w:r>
-              <w:t xml:space="preserve">✅（脚本：</w:t>
+              <w:t xml:space="preserve">（脚本：</w:t>
             </w:r>
             <w:r>
               <w:rPr>
@@ -8720,25 +8544,25 @@
               <w:t xml:space="preserve">sed -n '458,463p' $F &gt; t.txt; awk -F'[|]' 'NR&gt;1{print $6}' t.txt</w:t>
             </w:r>
             <w:r>
-              <w:t xml:space="preserve">）；6 条证伪条件互不重复（K&gt;4 曲线 / 扩到足量配对 / 分支数翻倍 / 换去重口径 / 内部激活 / 同题孪生）✅</w:t>
-            </w:r>
-          </w:p>
-        </w:tc>
-      </w:tr>
-      <w:tr>
-        <w:tc>
-          <w:tcPr/>
-          <w:p>
-            <w:pPr>
-              <w:pStyle w:val="Compact"/>
-              <w:jc w:val="left"/>
-            </w:pPr>
-            <w:r>
-              <w:rPr>
-                <w:bCs/>
-                <w:b/>
-              </w:rPr>
-              <w:t xml:space="preserve">执行的纪律</w:t>
+              <w:t xml:space="preserve">）；6 条证伪条件互不重复（K&gt;4 曲线 / 扩到足量配对 / 分支数翻倍 / 换去重口径 / 内部激活 / 同题孪生）</w:t>
+            </w:r>
+          </w:p>
+        </w:tc>
+      </w:tr>
+      <w:tr>
+        <w:tc>
+          <w:tcPr/>
+          <w:p>
+            <w:pPr>
+              <w:pStyle w:val="Compact"/>
+              <w:jc w:val="left"/>
+            </w:pPr>
+            <w:r>
+              <w:rPr>
+                <w:bCs/>
+                <w:b/>
+              </w:rPr>
+              <w:t xml:space="preserve">执行的要求</w:t>
             </w:r>
           </w:p>
         </w:tc>
@@ -8792,7 +8616,7 @@
         <w:pStyle w:val="Heading3"/>
       </w:pPr>
       <w:r>
-        <w:t xml:space="preserve">★★ X-2 · 数据来源与独立性声明表【审稿 §七.问题二】</w:t>
+        <w:t xml:space="preserve">X-2 · 数据来源与独立性声明表【审稿 §七.问题二】</w:t>
       </w:r>
     </w:p>
     <w:tbl>
@@ -8875,7 +8699,7 @@
               <w:t xml:space="preserve">L1:290-305</w:t>
             </w:r>
             <w:r>
-              <w:t xml:space="preserve">（§4.4 ★ 数据来源与独立性声明），并在</w:t>
+              <w:t xml:space="preserve">（§4.4 数据来源与独立性声明），并在</w:t>
             </w:r>
             <w:r>
               <w:t xml:space="preserve"> </w:t>
@@ -8977,7 +8801,7 @@
               <w:t xml:space="preserve">"同属一个研究簇"≠"独立复现"</w:t>
             </w:r>
             <w:r>
-              <w:t xml:space="preserve">；本篇与 A/C/D 篇共享实验、工具、历史数据与研究者判断 ⇒ 四篇互相引用不得当成四次独立复现；</w:t>
+              <w:t xml:space="preserve">；本篇与 A/C/D 篇共享实验、工具、历史数据与研究者判断，四篇互相引用不得当成四次独立复现；</w:t>
             </w:r>
             <w:r>
               <w:rPr>
@@ -9026,10 +8850,7 @@
               <w:t xml:space="preserve">：</w:t>
             </w:r>
             <w:r>
-              <w:t xml:space="preserve">① cmp8 18 规格 sweep（2026-10-18 巡练报告；分支 cmp8-handover-2026-10-20）｜② 审计仓 arm1（⚠️</w:t>
-            </w:r>
-            <w:r>
-              <w:t xml:space="preserve"> </w:t>
+              <w:t xml:space="preserve">① cmp8 18 规格 sweep（2026-10-18 巡练报告；分支 cmp8-handover-2026-10-20）｜② 审计仓 arm1（</w:t>
             </w:r>
             <w:r>
               <w:rPr>
@@ -9039,10 +8860,7 @@
               <w:t xml:space="preserve">运行日期未随本稿归档</w:t>
             </w:r>
             <w:r>
-              <w:t xml:space="preserve">）｜③ 第四组 C0（⚠️</w:t>
-            </w:r>
-            <w:r>
-              <w:t xml:space="preserve"> </w:t>
+              <w:t xml:space="preserve">）｜③ 第四组 C0（</w:t>
             </w:r>
             <w:r>
               <w:rPr>
@@ -9085,10 +8903,7 @@
               <w:t xml:space="preserve">对三批既有产出的再分析</w:t>
             </w:r>
             <w:r>
-              <w:t xml:space="preserve"> </w:t>
-            </w:r>
-            <w:r>
-              <w:t xml:space="preserve">⇒ 每条结论的强度上限 = 所用那批数据本身的强度上限。</w:t>
+              <w:t xml:space="preserve">，每条结论的强度上限 = 所用那批数据本身的强度上限。</w:t>
             </w:r>
           </w:p>
         </w:tc>
@@ -9189,10 +9004,7 @@
               <w:t xml:space="preserve">L1:290</w:t>
             </w:r>
             <w:r>
-              <w:t xml:space="preserve"> </w:t>
-            </w:r>
-            <w:r>
-              <w:t xml:space="preserve">✅；表头六列 = 原始实验（及其日期）｜用了哪些既有数据｜哪些结果是重新计算的｜哪些真正用了新任务 / 新运行 / 新评价者｜哪些已独立复现｜与其他篇的共享部分 ✅（前五列与审稿 §七.问题二原文逐项对应）；第五列 6 行全部为</w:t>
+              <w:t xml:space="preserve">；表头六列 = 原始实验（及其日期）｜用了哪些既有数据｜哪些结果是重新计算的｜哪些真正用了新任务 / 新运行 / 新评价者｜哪些已独立复现｜与其他篇的共享部分（前五列与审稿 §七.问题二原文逐项对应）；第五列 6 行全部为</w:t>
             </w:r>
             <w:r>
               <w:t xml:space="preserve"> </w:t>
@@ -9224,25 +9036,25 @@
               <w:t xml:space="preserve"> </w:t>
             </w:r>
             <w:r>
-              <w:t xml:space="preserve">/ 仪器自检（非独立复现）✅</w:t>
-            </w:r>
-          </w:p>
-        </w:tc>
-      </w:tr>
-      <w:tr>
-        <w:tc>
-          <w:tcPr/>
-          <w:p>
-            <w:pPr>
-              <w:pStyle w:val="Compact"/>
-              <w:jc w:val="left"/>
-            </w:pPr>
-            <w:r>
-              <w:rPr>
-                <w:bCs/>
-                <w:b/>
-              </w:rPr>
-              <w:t xml:space="preserve">执行的纪律</w:t>
+              <w:t xml:space="preserve">/ 仪器自检（非独立复现）</w:t>
+            </w:r>
+          </w:p>
+        </w:tc>
+      </w:tr>
+      <w:tr>
+        <w:tc>
+          <w:tcPr/>
+          <w:p>
+            <w:pPr>
+              <w:pStyle w:val="Compact"/>
+              <w:jc w:val="left"/>
+            </w:pPr>
+            <w:r>
+              <w:rPr>
+                <w:bCs/>
+                <w:b/>
+              </w:rPr>
+              <w:t xml:space="preserve">执行的要求</w:t>
             </w:r>
           </w:p>
         </w:tc>
@@ -9361,7 +9173,7 @@
               <w:jc w:val="left"/>
             </w:pPr>
             <w:r>
-              <w:t xml:space="preserve">执行的纪律</w:t>
+              <w:t xml:space="preserve">执行的要求</w:t>
             </w:r>
           </w:p>
         </w:tc>
@@ -9503,7 +9315,7 @@
               <w:t xml:space="preserve">这 3 处是"禁止该措辞"的规则本身</w:t>
             </w:r>
             <w:r>
-              <w:t xml:space="preserve">（不是主张），但字面命中会让 S3 检查失败 ⇒ 改写后</w:t>
+              <w:t xml:space="preserve">（不是主张），但字面命中会让 S3 检查失败，改写后</w:t>
             </w:r>
             <w:r>
               <w:rPr>
@@ -9618,7 +9430,7 @@
               <w:jc w:val="left"/>
             </w:pPr>
             <w:r>
-              <w:t xml:space="preserve">同一个词在 §5.2 已经改成中性问法（"架构层干预有没有用"）；图里留着"无效"会与 A 篇自己的收窄结论冲突 ⇒ 统一为问法</w:t>
+              <w:t xml:space="preserve">同一个词在 §5.2 已经改成中性问法（"架构层干预有没有用"）；图里留着"无效"会与 A 篇自己的收窄结论冲突，统一为问法</w:t>
             </w:r>
           </w:p>
         </w:tc>
@@ -9810,7 +9622,7 @@
               <w:t xml:space="preserve">唯一允许写法</w:t>
             </w:r>
             <w:r>
-              <w:t xml:space="preserve">；原句虽然是否定式，但仍含"已证明"字样，按 G5 的逐条判读会被读成越界 ⇒ 直接换成规范写法</w:t>
+              <w:t xml:space="preserve">；原句虽然是否定式，但仍含"已证明"字样，按 G5 的逐条判读会被读成越界，直接换成规范写法</w:t>
             </w:r>
           </w:p>
         </w:tc>
@@ -9896,7 +9708,7 @@
               <w:jc w:val="left"/>
             </w:pPr>
             <w:r>
-              <w:t xml:space="preserve">① G5：这是 L1 正文里的"无效"字样 ② 跨篇口径：D 篇本轮正按 D-2 把它降级为"待检验的假说"，L1 若照抄旧强版本会</w:t>
+              <w:t xml:space="preserve">① G5：这是 L1 正文里的"无效"字样 ② 跨篇口径：D 篇这一轮正按 D-2 把它降级为"待检验的假说"，L1 若照抄旧强版本会</w:t>
             </w:r>
             <w:r>
               <w:rPr>
@@ -10004,7 +9816,7 @@
               <w:t xml:space="preserve">在局限表里有落点</w:t>
             </w:r>
             <w:r>
-              <w:t xml:space="preserve">（否则正文有保留、局限表没有 ⇒ 新的不一致）。</w:t>
+              <w:t xml:space="preserve">（否则正文有保留、局限表没有，新的不一致）。</w:t>
             </w:r>
             <w:r>
               <w:rPr>
@@ -10064,7 +9876,7 @@
               <w:jc w:val="left"/>
             </w:pPr>
             <w:r>
-              <w:t xml:space="preserve">§5.1 表下新增"本表支持度列的读法（三条纪律）"</w:t>
+              <w:t xml:space="preserve">§5.1 表下新增"本表支持度列的读法（三条要求）"</w:t>
             </w:r>
           </w:p>
         </w:tc>
@@ -10098,7 +9910,7 @@
               <w:jc w:val="left"/>
             </w:pPr>
             <w:r>
-              <w:t xml:space="preserve">合订本 §1.3 ＋ 总纲 §4 新增的两条纪律</w:t>
+              <w:t xml:space="preserve">合订本 §1.3 ＋ 总纲 §4 新增的两条要求</w:t>
             </w:r>
           </w:p>
         </w:tc>
@@ -10945,12 +10757,6 @@
         <w:pStyle w:val="BodyText"/>
       </w:pPr>
       <w:r>
-        <w:t xml:space="preserve">⇒ ★</w:t>
-      </w:r>
-      <w:r>
-        <w:t xml:space="preserve"> </w:t>
-      </w:r>
-      <w:r>
         <w:rPr>
           <w:bCs/>
           <w:b/>
@@ -10970,10 +10776,7 @@
         <w:t xml:space="preserve"> </w:t>
       </w:r>
       <w:r>
-        <w:t xml:space="preserve">空输出）⇒</w:t>
-      </w:r>
-      <w:r>
-        <w:t xml:space="preserve"> </w:t>
+        <w:t xml:space="preserve">空输出），</w:t>
       </w:r>
       <w:r>
         <w:rPr>
@@ -12387,7 +12190,7 @@
               <w:jc w:val="left"/>
             </w:pPr>
             <w:r>
-              <w:t xml:space="preserve">✅ 行号</w:t>
+              <w:t xml:space="preserve">行号</w:t>
             </w:r>
             <w:r>
               <w:t xml:space="preserve"> </w:t>
@@ -12449,12 +12252,6 @@
               <w:jc w:val="left"/>
             </w:pPr>
             <w:r>
-              <w:t xml:space="preserve">✅</w:t>
-            </w:r>
-            <w:r>
-              <w:t xml:space="preserve"> </w:t>
-            </w:r>
-            <w:r>
               <w:rPr>
                 <w:rStyle w:val="VerbatimChar"/>
               </w:rPr>
@@ -12511,7 +12308,7 @@
               <w:jc w:val="left"/>
             </w:pPr>
             <w:r>
-              <w:t xml:space="preserve">✅ 新标题（owner 拍板，可回滚）</w:t>
+              <w:t xml:space="preserve">新标题（owner 拍板，可回滚）</w:t>
             </w:r>
           </w:p>
         </w:tc>
@@ -12561,7 +12358,7 @@
               <w:jc w:val="left"/>
             </w:pPr>
             <w:r>
-              <w:t xml:space="preserve">✅ 三处同形</w:t>
+              <w:t xml:space="preserve">三处同形</w:t>
             </w:r>
           </w:p>
         </w:tc>
@@ -12644,12 +12441,6 @@
               <w:jc w:val="left"/>
             </w:pPr>
             <w:r>
-              <w:t xml:space="preserve">✅</w:t>
-            </w:r>
-            <w:r>
-              <w:t xml:space="preserve"> </w:t>
-            </w:r>
-            <w:r>
               <w:rPr>
                 <w:bCs/>
                 <w:b/>
@@ -12707,7 +12498,7 @@
               <w:jc w:val="left"/>
             </w:pPr>
             <w:r>
-              <w:t xml:space="preserve">✅ 行号</w:t>
+              <w:t xml:space="preserve">行号</w:t>
             </w:r>
             <w:r>
               <w:t xml:space="preserve"> </w:t>
@@ -12797,12 +12588,6 @@
               <w:jc w:val="left"/>
             </w:pPr>
             <w:r>
-              <w:t xml:space="preserve">✅</w:t>
-            </w:r>
-            <w:r>
-              <w:t xml:space="preserve"> </w:t>
-            </w:r>
-            <w:r>
               <w:rPr>
                 <w:rStyle w:val="VerbatimChar"/>
               </w:rPr>
@@ -12862,12 +12647,6 @@
               <w:jc w:val="left"/>
             </w:pPr>
             <w:r>
-              <w:t xml:space="preserve">✅</w:t>
-            </w:r>
-            <w:r>
-              <w:t xml:space="preserve"> </w:t>
-            </w:r>
-            <w:r>
               <w:rPr>
                 <w:bCs/>
                 <w:b/>
@@ -12925,12 +12704,6 @@
               <w:jc w:val="left"/>
             </w:pPr>
             <w:r>
-              <w:t xml:space="preserve">✅</w:t>
-            </w:r>
-            <w:r>
-              <w:t xml:space="preserve"> </w:t>
-            </w:r>
-            <w:r>
               <w:rPr>
                 <w:rStyle w:val="VerbatimChar"/>
               </w:rPr>
@@ -12996,12 +12769,6 @@
               <w:jc w:val="left"/>
             </w:pPr>
             <w:r>
-              <w:t xml:space="preserve">✅</w:t>
-            </w:r>
-            <w:r>
-              <w:t xml:space="preserve"> </w:t>
-            </w:r>
-            <w:r>
               <w:rPr>
                 <w:bCs/>
                 <w:b/>
@@ -13062,7 +12829,7 @@
               <w:jc w:val="left"/>
             </w:pPr>
             <w:r>
-              <w:t xml:space="preserve">✅ 行号</w:t>
+              <w:t xml:space="preserve">行号</w:t>
             </w:r>
             <w:r>
               <w:t xml:space="preserve"> </w:t>
@@ -13133,7 +12900,7 @@
               <w:jc w:val="left"/>
             </w:pPr>
             <w:r>
-              <w:t xml:space="preserve">✅ 3 处（改前 2 处，无删）</w:t>
+              <w:t xml:space="preserve">3 处（改前 2 处，无删）</w:t>
             </w:r>
           </w:p>
         </w:tc>
@@ -13233,12 +13000,6 @@
               <w:jc w:val="left"/>
             </w:pPr>
             <w:r>
-              <w:t xml:space="preserve">✅</w:t>
-            </w:r>
-            <w:r>
-              <w:t xml:space="preserve"> </w:t>
-            </w:r>
-            <w:r>
               <w:rPr>
                 <w:bCs/>
                 <w:b/>
@@ -13300,7 +13061,7 @@
               <w:jc w:val="left"/>
             </w:pPr>
             <w:r>
-              <w:t xml:space="preserve">✅ 摘要</w:t>
+              <w:t xml:space="preserve">摘要</w:t>
             </w:r>
             <w:r>
               <w:t xml:space="preserve"> </w:t>
@@ -13369,12 +13130,6 @@
               <w:jc w:val="left"/>
             </w:pPr>
             <w:r>
-              <w:t xml:space="preserve">✅</w:t>
-            </w:r>
-            <w:r>
-              <w:t xml:space="preserve"> </w:t>
-            </w:r>
-            <w:r>
               <w:rPr>
                 <w:rStyle w:val="VerbatimChar"/>
               </w:rPr>
@@ -13435,7 +13190,7 @@
               <w:jc w:val="left"/>
             </w:pPr>
             <w:r>
-              <w:t xml:space="preserve">✅ 含 K=3–4 / 3–4 log 点 / 题数 5–10 / §5.3.1 指针</w:t>
+              <w:t xml:space="preserve">含 K=3–4 / 3–4 log 点 / 题数 5–10 / §5.3.1 指针</w:t>
             </w:r>
           </w:p>
         </w:tc>
@@ -13492,7 +13247,7 @@
               <w:jc w:val="left"/>
             </w:pPr>
             <w:r>
-              <w:t xml:space="preserve">✅ α 轴 / 质量轴 两栏</w:t>
+              <w:t xml:space="preserve">α 轴 / 质量轴 两栏</w:t>
             </w:r>
           </w:p>
         </w:tc>
@@ -13545,12 +13300,6 @@
               <w:jc w:val="left"/>
             </w:pPr>
             <w:r>
-              <w:t xml:space="preserve">✅</w:t>
-            </w:r>
-            <w:r>
-              <w:t xml:space="preserve"> </w:t>
-            </w:r>
-            <w:r>
               <w:rPr>
                 <w:rStyle w:val="VerbatimChar"/>
               </w:rPr>
@@ -13607,12 +13356,6 @@
               <w:jc w:val="left"/>
             </w:pPr>
             <w:r>
-              <w:t xml:space="preserve">✅</w:t>
-            </w:r>
-            <w:r>
-              <w:t xml:space="preserve"> </w:t>
-            </w:r>
-            <w:r>
               <w:rPr>
                 <w:rStyle w:val="VerbatimChar"/>
               </w:rPr>
@@ -13694,7 +13437,7 @@
               <w:jc w:val="left"/>
             </w:pPr>
             <w:r>
-              <w:t xml:space="preserve">✅ §5.3 说明段内</w:t>
+              <w:t xml:space="preserve">§5.3 说明段内</w:t>
             </w:r>
             <w:r>
               <w:t xml:space="preserve"> </w:t>
@@ -13788,12 +13531,6 @@
               <w:jc w:val="left"/>
             </w:pPr>
             <w:r>
-              <w:t xml:space="preserve">✅</w:t>
-            </w:r>
-            <w:r>
-              <w:t xml:space="preserve"> </w:t>
-            </w:r>
-            <w:r>
               <w:rPr>
                 <w:bCs/>
                 <w:b/>
@@ -13851,12 +13588,6 @@
               <w:jc w:val="left"/>
             </w:pPr>
             <w:r>
-              <w:t xml:space="preserve">✅</w:t>
-            </w:r>
-            <w:r>
-              <w:t xml:space="preserve"> </w:t>
-            </w:r>
-            <w:r>
               <w:rPr>
                 <w:rStyle w:val="VerbatimChar"/>
               </w:rPr>
@@ -13913,12 +13644,6 @@
               <w:jc w:val="left"/>
             </w:pPr>
             <w:r>
-              <w:t xml:space="preserve">✅</w:t>
-            </w:r>
-            <w:r>
-              <w:t xml:space="preserve"> </w:t>
-            </w:r>
-            <w:r>
               <w:rPr>
                 <w:rStyle w:val="VerbatimChar"/>
               </w:rPr>
@@ -13975,12 +13700,6 @@
               <w:jc w:val="left"/>
             </w:pPr>
             <w:r>
-              <w:t xml:space="preserve">✅</w:t>
-            </w:r>
-            <w:r>
-              <w:t xml:space="preserve"> </w:t>
-            </w:r>
-            <w:r>
               <w:rPr>
                 <w:rStyle w:val="VerbatimChar"/>
               </w:rPr>
@@ -14044,7 +13763,7 @@
               <w:jc w:val="left"/>
             </w:pPr>
             <w:r>
-              <w:t xml:space="preserve">✅ 6 条互不重复</w:t>
+              <w:t xml:space="preserve">6 条互不重复</w:t>
             </w:r>
           </w:p>
         </w:tc>
@@ -14094,7 +13813,7 @@
               <w:jc w:val="left"/>
             </w:pPr>
             <w:r>
-              <w:t xml:space="preserve">✅ 未检出/不可分辨/未测/已测/未测/未测</w:t>
+              <w:t xml:space="preserve">未检出/不可分辨/未测/已测/未测/未测</w:t>
             </w:r>
           </w:p>
         </w:tc>
@@ -14147,12 +13866,6 @@
               <w:jc w:val="left"/>
             </w:pPr>
             <w:r>
-              <w:t xml:space="preserve">✅</w:t>
-            </w:r>
-            <w:r>
-              <w:t xml:space="preserve"> </w:t>
-            </w:r>
-            <w:r>
               <w:rPr>
                 <w:rStyle w:val="VerbatimChar"/>
               </w:rPr>
@@ -14219,7 +13932,7 @@
               <w:jc w:val="left"/>
             </w:pPr>
             <w:r>
-              <w:t xml:space="preserve">✅ 6 行全部填写</w:t>
+              <w:t xml:space="preserve">6 行全部填写</w:t>
             </w:r>
           </w:p>
         </w:tc>
@@ -14269,7 +13982,7 @@
               <w:jc w:val="left"/>
             </w:pPr>
             <w:r>
-              <w:t xml:space="preserve">✅ 本篇</w:t>
+              <w:t xml:space="preserve">本篇</w:t>
             </w:r>
             <w:r>
               <w:rPr>
@@ -14326,7 +14039,7 @@
               <w:jc w:val="left"/>
             </w:pPr>
             <w:r>
-              <w:t xml:space="preserve">⚠️ 9 个新增 token，</w:t>
+              <w:t xml:space="preserve">9 个新增 token，</w:t>
             </w:r>
             <w:r>
               <w:rPr>
@@ -14386,7 +14099,7 @@
               <w:jc w:val="left"/>
             </w:pPr>
             <w:r>
-              <w:t xml:space="preserve">✅ before=35 → after=</w:t>
+              <w:t xml:space="preserve">before=35 → after=</w:t>
             </w:r>
             <w:r>
               <w:rPr>
@@ -14443,7 +14156,7 @@
               <w:jc w:val="left"/>
             </w:pPr>
             <w:r>
-              <w:t xml:space="preserve">✅ §1 逐条（定位/改前/改后/判据/自查/纪律）</w:t>
+              <w:t xml:space="preserve">§1 逐条（定位/改前/改后/判据/自查/要求）</w:t>
             </w:r>
           </w:p>
         </w:tc>
@@ -14502,7 +14215,7 @@
               <w:jc w:val="left"/>
             </w:pPr>
             <w:r>
-              <w:t xml:space="preserve">✅ L1 内</w:t>
+              <w:t xml:space="preserve">L1 内</w:t>
             </w:r>
             <w:r>
               <w:t xml:space="preserve"> </w:t>
@@ -14565,7 +14278,7 @@
               <w:jc w:val="left"/>
             </w:pPr>
             <w:r>
-              <w:t xml:space="preserve">✅ 剩余</w:t>
+              <w:t xml:space="preserve">剩余</w:t>
             </w:r>
             <w:r>
               <w:t xml:space="preserve"> </w:t>
@@ -14678,7 +14391,7 @@
               <w:jc w:val="left"/>
             </w:pPr>
             <w:r>
-              <w:t xml:space="preserve">✅ 本报告 §3 给出 9 个新增数字的回源文件:行号；未归档项一律写"未归档"</w:t>
+              <w:t xml:space="preserve">本报告 §3 给出 9 个新增数字的回源文件:行号；未归档项一律写"未归档"</w:t>
             </w:r>
           </w:p>
         </w:tc>
@@ -14965,17 +14678,14 @@
               <w:jc w:val="left"/>
             </w:pPr>
             <w:r>
-              <w:t xml:space="preserve">审稿 §三.2 要求"给出 α 的具体估计方法、拟合点、误差估计方法、去重阈值敏感性" ⇒</w:t>
-            </w:r>
-            <w:r>
-              <w:t xml:space="preserve"> </w:t>
-            </w:r>
-            <w:r>
-              <w:rPr>
-                <w:bCs/>
-                <w:b/>
-              </w:rPr>
-              <w:t xml:space="preserve">本轮按 G6 登记为未归档</w:t>
+              <w:t xml:space="preserve">审稿 §三.2 要求"给出 α 的具体估计方法、拟合点、误差估计方法、去重阈值敏感性"，</w:t>
+            </w:r>
+            <w:r>
+              <w:rPr>
+                <w:bCs/>
+                <w:b/>
+              </w:rPr>
+              <w:t xml:space="preserve">这一轮按 G6 登记为未归档</w:t>
             </w:r>
             <w:r>
               <w:t xml:space="preserve">（</w:t>
@@ -15102,7 +14812,7 @@
               <w:t xml:space="preserve">【待完成】</w:t>
             </w:r>
             <w:r>
-              <w:t xml:space="preserve">（出处栏：补跑 1094/1536）⇒ §5.3 表内"三档温度 α 全 &lt;0.6"一行</w:t>
+              <w:t xml:space="preserve">（出处栏：补跑 1094/1536），§5.3 表内"三档温度 α 全 &lt;0.6"一行</w:t>
             </w:r>
             <w:r>
               <w:rPr>
@@ -15121,7 +14831,7 @@
               <w:jc w:val="left"/>
             </w:pPr>
             <w:r>
-              <w:t xml:space="preserve">审稿 §三.4 末段要求"必须明确解释两个 α" ⇒ 本轮在</w:t>
+              <w:t xml:space="preserve">审稿 §三.4 末段要求"必须明确解释两个 α"，这一轮在</w:t>
             </w:r>
             <w:r>
               <w:t xml:space="preserve"> </w:t>
@@ -15248,14 +14958,14 @@
               <w:jc w:val="left"/>
             </w:pPr>
             <w:r>
-              <w:t xml:space="preserve">审稿 §七.问题二 要求"标明原始实验及其日期" ⇒ §4.4 该两行的"原始实验"栏</w:t>
-            </w:r>
-            <w:r>
-              <w:rPr>
-                <w:bCs/>
-                <w:b/>
-              </w:rPr>
-              <w:t xml:space="preserve">如实写"⚠️ 该批的运行日期未随本稿归档"</w:t>
+              <w:t xml:space="preserve">审稿 §七.问题二 要求"标明原始实验及其日期"，§4.4 该两行的"原始实验"栏</w:t>
+            </w:r>
+            <w:r>
+              <w:rPr>
+                <w:bCs/>
+                <w:b/>
+              </w:rPr>
+              <w:t xml:space="preserve">如实写" 该批的运行日期未随本稿归档"</w:t>
             </w:r>
             <w:r>
               <w:t xml:space="preserve">，不填猜测日期</w:t>
@@ -15323,7 +15033,7 @@
                 <w:bCs/>
                 <w:b/>
               </w:rPr>
-              <w:t xml:space="preserve">不在本轮改稿范围</w:t>
+              <w:t xml:space="preserve">不在这一轮改稿范围</w:t>
             </w:r>
             <w:r>
               <w:t xml:space="preserve">（规格 §7 D3 已拍板：改稿范围 = ① 只做 24 条规格）</w:t>
@@ -15338,7 +15048,7 @@
               <w:jc w:val="left"/>
             </w:pPr>
             <w:r>
-              <w:t xml:space="preserve">审稿 §三.3 要求"最低限度的验证应包括…" ⇒ 本轮</w:t>
+              <w:t xml:space="preserve">审稿 §三.3 要求"最低限度的验证应包括…"，这一轮</w:t>
             </w:r>
             <w:r>
               <w:rPr>
@@ -15463,7 +15173,7 @@
               <w:jc w:val="left"/>
             </w:pPr>
             <w:r>
-              <w:t xml:space="preserve">审稿 §三.4 要求"5/5 CI 含 0 只能说明未能分辨" ⇒ §5.1 第 4 行、§5.2、§5.3、§5.5.1 第 2 行、§7 L5 一致写"要升级成等效性结论必须先扩到足量配对并预注册 MES"</w:t>
+              <w:t xml:space="preserve">审稿 §三.4 要求"5/5 CI 含 0 只能说明未能分辨"，§5.1 第 4 行、§5.2、§5.3、§5.5.1 第 2 行、§7 L5 一致写"要升级成等效性结论必须先扩到足量配对并预注册 MES"</w:t>
             </w:r>
           </w:p>
         </w:tc>
@@ -15545,7 +15255,7 @@
               <w:jc w:val="left"/>
             </w:pPr>
             <w:r>
-              <w:t xml:space="preserve">审稿 §三.4 要求区分"未完成"与"不可判定" ⇒ 全文统一写"</w:t>
+              <w:t xml:space="preserve">审稿 §三.4 要求区分"未完成"与"不可判定"，全文统一写"</w:t>
             </w:r>
             <w:r>
               <w:rPr>
@@ -15594,23 +15304,23 @@
                 <w:bCs/>
                 <w:b/>
               </w:rPr>
-              <w:t xml:space="preserve">X-3（待完成项的分区处置）</w:t>
-            </w:r>
-          </w:p>
-        </w:tc>
-        <w:tc>
-          <w:tcPr/>
-          <w:p>
-            <w:pPr>
-              <w:pStyle w:val="Compact"/>
-              <w:jc w:val="left"/>
-            </w:pPr>
-            <w:r>
-              <w:rPr>
-                <w:bCs/>
-                <w:b/>
-              </w:rPr>
-              <w:t xml:space="preserve">不在本轮分配范围</w:t>
+              <w:t xml:space="preserve">X-3（待完成项的分区处理）</w:t>
+            </w:r>
+          </w:p>
+        </w:tc>
+        <w:tc>
+          <w:tcPr/>
+          <w:p>
+            <w:pPr>
+              <w:pStyle w:val="Compact"/>
+              <w:jc w:val="left"/>
+            </w:pPr>
+            <w:r>
+              <w:rPr>
+                <w:bCs/>
+                <w:b/>
+              </w:rPr>
+              <w:t xml:space="preserve">不在这一轮分配范围</w:t>
             </w:r>
           </w:p>
         </w:tc>
@@ -15644,10 +15354,7 @@
               <w:jc w:val="left"/>
             </w:pPr>
             <w:r>
-              <w:t xml:space="preserve">⇒</w:t>
-            </w:r>
-            <w:r>
-              <w:t xml:space="preserve"> </w:t>
+              <w:t xml:space="preserve">，</w:t>
             </w:r>
             <w:r>
               <w:rPr>
@@ -15657,7 +15364,7 @@
               <w:t xml:space="preserve">本报告显式登记未做</w:t>
             </w:r>
             <w:r>
-              <w:t xml:space="preserve">；本轮已在 L1 内用</w:t>
+              <w:t xml:space="preserve">；这一轮已在 L1 内用</w:t>
             </w:r>
             <w:r>
               <w:t xml:space="preserve"> </w:t>
@@ -15777,7 +15484,7 @@
               <w:jc w:val="left"/>
             </w:pPr>
             <w:r>
-              <w:t xml:space="preserve">⇒ 交付物为</w:t>
+              <w:t xml:space="preserve">，交付物为</w:t>
             </w:r>
             <w:r>
               <w:t xml:space="preserve"> </w:t>
@@ -16144,7 +15851,7 @@
         <w:t xml:space="preserve"> </w:t>
       </w:r>
       <w:r>
-        <w:t xml:space="preserve">行中只有 L1 与本报告是本轮产物；A / C / D 三篇的</w:t>
+        <w:t xml:space="preserve">行中只有 L1 与本报告是这一轮产物；A / C / D 三篇的</w:t>
       </w:r>
       <w:r>
         <w:t xml:space="preserve"> </w:t>
@@ -16172,7 +15879,7 @@
         <w:t xml:space="preserve"> </w:t>
       </w:r>
       <w:r>
-        <w:t xml:space="preserve">留下的，非本轮）：</w:t>
+        <w:t xml:space="preserve">留下的，非这一轮）：</w:t>
       </w:r>
     </w:p>
     <w:p>
@@ -16236,17 +15943,11 @@
         <w:pStyle w:val="FirstParagraph"/>
       </w:pPr>
       <w:r>
-        <w:t xml:space="preserve">⇒ ★</w:t>
-      </w:r>
-      <w:r>
-        <w:t xml:space="preserve"> </w:t>
-      </w:r>
-      <w:r>
         <w:rPr>
           <w:bCs/>
           <w:b/>
         </w:rPr>
-        <w:t xml:space="preserve">本轮对仓库的写入 = 1 个已存在文件（就地改）+ 2 个新文件</w:t>
+        <w:t xml:space="preserve">这一轮对仓库的写入 = 1 个已存在文件（就地改）+ 2 个新文件</w:t>
       </w:r>
       <w:r>
         <w:t xml:space="preserve">；</w:t>
